--- a/Layouts/IndividualPayslipsP_AU.docx
+++ b/Layouts/IndividualPayslipsP_AU.docx
@@ -217,4 +217,209 @@
      < / P a y r o l l _ E m p l o y e e _ A U >   
  < / N a v W o r d R e p o r t X m l P a r t > 
+</file>
+
+<file path=customXml/item2.xml>��< ? x m l   v e r s i o n = " 1 . 0 "   e n c o d i n g = " u t f - 1 6 " ? > + 
+ < N a v W o r d R e p o r t X m l P a r t   x m l n s = " u r n : m i c r o s o f t - d y n a m i c s - b u s i n e s s c e n t r a l / i n t e r n a l / e x t e n d e d / r e p o r t s / I n d i v i d u a l _ P a y s l i p s _ P _ A U / 8 0 0 1 5 / " > + 
+     < T o o l t i p s   / > + 
+     < P a y r o l l _ E m p l o y e e _ A U   E l e m e n t T y p e = " D a t a I t e m "   E l e m e n t I d = " 1 9 3 0 9 5 5 7 8 " > + 
+         < A d d r _ 1 _ _ 1 0 _   E l e m e n t T y p e = " C o l u m n "   E l e m e n t I d = " 1 5 6 7 9 0 7 9 4 2 "   D a t a T y p e = " S t r i n g " > A d d r _ 1 _ _ 1 0 _ < / A d d r _ 1 _ _ 1 0 _ > + 
+         < A d d r _ 1 _ _ 1 _   E l e m e n t T y p e = " C o l u m n "   E l e m e n t I d = " 1 7 2 6 3 0 0 5 7 8 "   D a t a T y p e = " S t r i n g " > A d d r _ 1 _ _ 1 _ < / A d d r _ 1 _ _ 1 _ > + 
+         < A d d r _ 1 _ _ 2 _   E l e m e n t T y p e = " C o l u m n "   E l e m e n t I d = " 1 0 2 5 1 3 9 2 1 3 "   D a t a T y p e = " S t r i n g " > A d d r _ 1 _ _ 2 _ < / A d d r _ 1 _ _ 2 _ > + 
+         < A d d r _ 1 _ _ 3 _   E l e m e n t T y p e = " C o l u m n "   E l e m e n t I d = " 1 6 3 9 4 8 9 5 3 2 "   D a t a T y p e = " S t r i n g " > A d d r _ 1 _ _ 3 _ < / A d d r _ 1 _ _ 3 _ > + 
+         < A M O U N T C a p t i o n   E l e m e n t T y p e = " C o l u m n "   E l e m e n t I d = " 1 6 0 2 2 8 3 8 3 9 "   D a t a T y p e = " L a b e l " > A M O U N T C a p t i o n < / A M O U N T C a p t i o n > + 
+         < C o m p a n y I n f o _ P i c t u r e   E l e m e n t T y p e = " C o l u m n "   E l e m e n t I d = " 1 0 0 8 1 8 1 2 7 3 "   D a t a T y p e = " B l o b "   / > + 
+         < C O M P A N Y N A M E   E l e m e n t T y p e = " C o l u m n "   E l e m e n t I d = " 1 7 5 3 0 1 5 1 5 5 "   D a t a T y p e = " S t r i n g " > C O M P A N Y N A M E < / C O M P A N Y N A M E > + 
+         < E m p t y S t r i n g C a p t i o n   E l e m e n t T y p e = " C o l u m n "   E l e m e n t I d = " 7 7 1 9 5 0 1 0 7 "   D a t a T y p e = " L a b e l " > E m p t y S t r i n g C a p t i o n < / E m p t y S t r i n g C a p t i o n > + 
+         < T r a n s A m t _ 1 _ _ 1 0 _   E l e m e n t T y p e = " C o l u m n "   E l e m e n t I d = " 2 1 0 8 5 1 8 0 4 1 "   D a t a T y p e = " T e x t " > T r a n s A m t _ 1 _ _ 1 0 _ < / T r a n s A m t _ 1 _ _ 1 0 _ > + 
+         < T r a n s A m t _ 1 _ _ 1 1 _   E l e m e n t T y p e = " C o l u m n "   E l e m e n t I d = " 6 2 2 1 3 3 3 9 8 "   D a t a T y p e = " T e x t " > T r a n s A m t _ 1 _ _ 1 1 _ < / T r a n s A m t _ 1 _ _ 1 1 _ > + 
+         < T r a n s A m t _ 1 _ _ 1 2 _   E l e m e n t T y p e = " C o l u m n "   E l e m e n t I d = " 1 2 3 6 4 8 3 7 1 7 "   D a t a T y p e = " T e x t " > T r a n s A m t _ 1 _ _ 1 2 _ < / T r a n s A m t _ 1 _ _ 1 2 _ > + 
+         < T r a n s A m t _ 1 _ _ 1 3 _   E l e m e n t T y p e = " C o l u m n "   E l e m e n t I d = " 3 0 7 0 4 3 7 8 8 "   D a t a T y p e = " T e x t " > T r a n s A m t _ 1 _ _ 1 3 _ < / T r a n s A m t _ 1 _ _ 1 3 _ > + 
+         < T r a n s A m t _ 1 _ _ 1 4 _   E l e m e n t T y p e = " C o l u m n "   E l e m e n t I d = " 1 8 2 9 7 8 2 9 4 1 "   D a t a T y p e = " T e x t " > T r a n s A m t _ 1 _ _ 1 4 _ < / T r a n s A m t _ 1 _ _ 1 4 _ > + 
+         < T r a n s A m t _ 1 _ _ 1 5 _   E l e m e n t T y p e = " C o l u m n "   E l e m e n t I d = " 9 2 1 6 5 6 8 5 0 "   D a t a T y p e = " T e x t " > T r a n s A m t _ 1 _ _ 1 5 _ < / T r a n s A m t _ 1 _ _ 1 5 _ > + 
+         < T r a n s A m t _ 1 _ _ 1 6 _   E l e m e n t T y p e = " C o l u m n "   E l e m e n t I d = " 1 5 3 6 0 0 7 1 6 9 "   D a t a T y p e = " T e x t " > T r a n s A m t _ 1 _ _ 1 6 _ < / T r a n s A m t _ 1 _ _ 1 6 _ > + 
+         < T r a n s A m t _ 1 _ _ 1 7 _   E l e m e n t T y p e = " C o l u m n "   E l e m e n t I d = " 2 8 3 0 8 6 8 8 "   D a t a T y p e = " T e x t " > T r a n s A m t _ 1 _ _ 1 7 _ < / T r a n s A m t _ 1 _ _ 1 7 _ > + 
+         < T r a n s A m t _ 1 _ _ 1 8 _   E l e m e n t T y p e = " C o l u m n "   E l e m e n t I d = " 1 5 7 1 8 3 6 1 9 3 "   D a t a T y p e = " T e x t " > T r a n s A m t _ 1 _ _ 1 8 _ < / T r a n s A m t _ 1 _ _ 1 8 _ > + 
+         < T r a n s A m t _ 1 _ _ 1 9 _   E l e m e n t T y p e = " C o l u m n "   E l e m e n t I d = " 9 5 7 4 8 5 8 7 4 "   D a t a T y p e = " T e x t " > T r a n s A m t _ 1 _ _ 1 9 _ < / T r a n s A m t _ 1 _ _ 1 9 _ > + 
+         < T r a n s A m t _ 1 _ _ 1 _   E l e m e n t T y p e = " C o l u m n "   E l e m e n t I d = " 1 1 8 5 1 6 2 9 0 3 "   D a t a T y p e = " T e x t " > T r a n s A m t _ 1 _ _ 1 _ < / T r a n s A m t _ 1 _ _ 1 _ > + 
+         < T r a n s A m t _ 1 _ _ 2 0 _   E l e m e n t T y p e = " C o l u m n "   E l e m e n t I d = " 1 4 7 4 2 7 0 6 2 0 "   D a t a T y p e = " T e x t " > T r a n s A m t _ 1 _ _ 2 0 _ < / T r a n s A m t _ 1 _ _ 2 0 _ > + 
+         < T r a n s A m t _ 1 _ _ 2 1 _   E l e m e n t T y p e = " C o l u m n "   E l e m e n t I d = " 8 5 9 9 2 0 3 0 1 "   D a t a T y p e = " T e x t " > T r a n s A m t _ 1 _ _ 2 1 _ < / T r a n s A m t _ 1 _ _ 2 1 _ > + 
+         < T r a n s A m t _ 1 _ _ 2 2 _   E l e m e n t T y p e = " C o l u m n "   E l e m e n t I d = " 1 8 7 0 7 3 1 1 3 8 "   D a t a T y p e = " T e x t " > T r a n s A m t _ 1 _ _ 2 2 _ < / T r a n s A m t _ 1 _ _ 2 2 _ > + 
+         < T r a n s A m t _ 1 _ _ 2 3 _   E l e m e n t T y p e = " C o l u m n "   E l e m e n t I d = " 3 2 7 2 0 3 6 3 3 "   D a t a T y p e = " T e x t " > T r a n s A m t _ 1 _ _ 2 3 _ < / T r a n s A m t _ 1 _ _ 2 3 _ > + 
+         < T r a n s A m t _ 1 _ _ 2 4 _   E l e m e n t T y p e = " C o l u m n "   E l e m e n t I d = " 1 7 7 3 7 9 4 0 7 2 "   D a t a T y p e = " T e x t " > T r a n s A m t _ 1 _ _ 2 4 _ < / T r a n s A m t _ 1 _ _ 2 4 _ > + 
+         < T r a n s A m t _ 1 _ _ 2 5 _   E l e m e n t T y p e = " C o l u m n "   E l e m e n t I d = " 1 1 5 9 4 4 3 7 5 3 "   D a t a T y p e = " T e x t " > T r a n s A m t _ 1 _ _ 2 5 _ < / T r a n s A m t _ 1 _ _ 2 5 _ > + 
+         < T r a n s A m t _ 1 _ _ 2 6 _   E l e m e n t T y p e = " C o l u m n "   E l e m e n t I d = " 1 5 9 1 9 9 6 0 3 8 "   D a t a T y p e = " T e x t " > T r a n s A m t _ 1 _ _ 2 6 _ < / T r a n s A m t _ 1 _ _ 2 6 _ > + 
+         < T r a n s A m t _ 1 _ _ 2 7 _   E l e m e n t T y p e = " C o l u m n "   E l e m e n t I d = " 6 9 2 5 6 8 8 5 "   D a t a T y p e = " T e x t " > T r a n s A m t _ 1 _ _ 2 7 _ < / T r a n s A m t _ 1 _ _ 2 7 _ > + 
+         < T r a n s A m t _ 1 _ _ 2 8 _   E l e m e n t T y p e = " C o l u m n "   E l e m e n t I d = " 1 2 2 0 2 8 9 0 5 2 "   D a t a T y p e = " T e x t " > T r a n s A m t _ 1 _ _ 2 8 _ < / T r a n s A m t _ 1 _ _ 2 8 _ > + 
+         < T r a n s A m t _ 1 _ _ 2 9 _   E l e m e n t T y p e = " C o l u m n "   E l e m e n t I d = " 3 2 3 2 3 8 4 5 3 "   D a t a T y p e = " T e x t " > T r a n s A m t _ 1 _ _ 2 9 _ < / T r a n s A m t _ 1 _ _ 2 9 _ > + 
+         < T r a n s A m t _ 1 _ _ 2 _   E l e m e n t T y p e = " C o l u m n "   E l e m e n t I d = " 8 2 8 7 5 9 3 3 2 "   D a t a T y p e = " T e x t " > T r a n s A m t _ 1 _ _ 2 _ < / T r a n s A m t _ 1 _ _ 2 _ > + 
+         < T r a n s A m t _ 1 _ _ 3 0 _   E l e m e n t T y p e = " C o l u m n "   E l e m e n t I d = " 5 8 0 0 7 8 1 8 7 "   D a t a T y p e = " T e x t " > T r a n s A m t _ 1 _ _ 3 0 _ < / T r a n s A m t _ 1 _ _ 3 0 _ > + 
+         < T r a n s A m t _ 1 _ _ 3 1 _   E l e m e n t T y p e = " C o l u m n "   E l e m e n t I d = " 2 1 4 4 3 9 4 0 4 4 "   D a t a T y p e = " T e x t " > T r a n s A m t _ 1 _ _ 3 1 _ < / T r a n s A m t _ 1 _ _ 3 1 _ > + 
+         < T r a n s A m t _ 1 _ _ 3 2 _   E l e m e n t T y p e = " C o l u m n "   E l e m e n t I d = " 1 8 0 8 7 7 8 8 2 5 "   D a t a T y p e = " T e x t " > T r a n s A m t _ 1 _ _ 3 2 _ < / T r a n s A m t _ 1 _ _ 3 2 _ > + 
+         < T r a n s A m t _ 1 _ _ 3 3 _   E l e m e n t T y p e = " C o l u m n "   E l e m e n t I d = " 9 6 3 4 4 9 3 1 8 "   D a t a T y p e = " T e x t " > T r a n s A m t _ 1 _ _ 3 3 _ < / T r a n s A m t _ 1 _ _ 3 3 _ > + 
+         < T r a n s A m t _ 1 _ _ 3 4 _   E l e m e n t T y p e = " C o l u m n "   E l e m e n t I d = " 3 0 1 3 4 3 0 8 7 "   D a t a T y p e = " T e x t " > T r a n s A m t _ 1 _ _ 3 4 _ < / T r a n s A m t _ 1 _ _ 3 4 _ > + 
+         < T r a n s A m t _ 1 _ _ 3 5 _   E l e m e n t T y p e = " C o l u m n "   E l e m e n t I d = " 1 8 4 4 8 7 0 5 9 2 "   D a t a T y p e = " T e x t " > T r a n s A m t _ 1 _ _ 3 5 _ < / T r a n s A m t _ 1 _ _ 3 5 _ > + 
+         < T r a n s A m t _ 1 _ _ 3 6 _   E l e m e n t T y p e = " C o l u m n "   E l e m e n t I d = " 1 5 3 0 0 4 3 7 2 5 "   D a t a T y p e = " T e x t " > T r a n s A m t _ 1 _ _ 3 6 _ < / T r a n s A m t _ 1 _ _ 3 6 _ > + 
+         < T r a n s A m t _ 1 _ _ 3 7 _   E l e m e n t T y p e = " C o l u m n "   E l e m e n t I d = " 1 2 2 1 3 9 6 0 6 6 "   D a t a T y p e = " T e x t " > T r a n s A m t _ 1 _ _ 3 7 _ < / T r a n s A m t _ 1 _ _ 3 7 _ > + 
+         < T r a n s A m t _ 1 _ _ 3 8 _   E l e m e n t T y p e = " C o l u m n "   E l e m e n t I d = " 4 3 3 9 6 3 3 9 "   D a t a T y p e = " T e x t " > T r a n s A m t _ 1 _ _ 3 8 _ < / T r a n s A m t _ 1 _ _ 3 8 _ > + 
+         < T r a n s A m t _ 1 _ _ 3 9 _   E l e m e n t T y p e = " C o l u m n "   E l e m e n t I d = " 5 7 0 9 5 3 9 8 0 "   D a t a T y p e = " T e x t " > T r a n s A m t _ 1 _ _ 3 9 _ < / T r a n s A m t _ 1 _ _ 3 9 _ > + 
+         < T r a n s A m t _ 1 _ _ 3 _   E l e m e n t T y p e = " C o l u m n "   E l e m e n t I d = " 1 9 2 2 6 8 0 4 5 9 "   D a t a T y p e = " T e x t " > T r a n s A m t _ 1 _ _ 3 _ < / T r a n s A m t _ 1 _ _ 3 _ > + 
+         < T r a n s A m t _ 1 _ _ 4 0 _   E l e m e n t T y p e = " C o l u m n "   E l e m e n t I d = " 1 2 9 2 2 5 6 8 2 2 "   D a t a T y p e = " T e x t " > T r a n s A m t _ 1 _ _ 4 0 _ < / T r a n s A m t _ 1 _ _ 4 0 _ > + 
+         < T r a n s A m t _ 1 _ _ 4 1 _   E l e m e n t T y p e = " C o l u m n "   E l e m e n t I d = " 1 9 0 6 6 0 7 1 4 1 "   D a t a T y p e = " T e x t " > T r a n s A m t _ 1 _ _ 4 1 _ < / T r a n s A m t _ 1 _ _ 4 1 _ > + 
+         < T r a n s A m t _ 1 _ _ 4 2 _   E l e m e n t T y p e = " C o l u m n "   E l e m e n t I d = " 6 3 5 5 6 1 8 4 "   D a t a T y p e = " T e x t " > T r a n s A m t _ 1 _ _ 4 2 _ < / T r a n s A m t _ 1 _ _ 4 2 _ > + 
+         < T r a n s A m t _ 1 _ _ 4 3 _   E l e m e n t T y p e = " C o l u m n "   E l e m e n t I d = " 1 4 5 9 1 8 2 9 6 9 "   D a t a T y p e = " T e x t " > T r a n s A m t _ 1 _ _ 4 3 _ < / T r a n s A m t _ 1 _ _ 4 3 _ > + 
+         < T r a n s A m t _ 1 _ _ 4 4 _   E l e m e n t T y p e = " C o l u m n "   E l e m e n t I d = " 1 5 7 0 9 9 1 9 2 2 "   D a t a T y p e = " T e x t " > T r a n s A m t _ 1 _ _ 4 4 _ < / T r a n s A m t _ 1 _ _ 4 4 _ > + 
+         < T r a n s A m t _ 1 _ _ 4 _   E l e m e n t T y p e = " C o l u m n "   E l e m e n t I d = " 7 9 6 2 9 5 0 2 "   D a t a T y p e = " T e x t " > T r a n s A m t _ 1 _ _ 4 _ < / T r a n s A m t _ 1 _ _ 4 _ > + 
+         < T r a n s A m t _ 1 _ _ 5 _   E l e m e n t T y p e = " C o l u m n "   E l e m e n t I d = " 1 4 4 3 1 0 9 6 5 1 "   D a t a T y p e = " T e x t " > T r a n s A m t _ 1 _ _ 5 _ < / T r a n s A m t _ 1 _ _ 5 _ > + 
+         < T r a n s A m t _ 1 _ _ 6 _   E l e m e n t T y p e = " C o l u m n "   E l e m e n t I d = " 1 1 0 7 4 9 4 4 3 2 "   D a t a T y p e = " T e x t " > T r a n s A m t _ 1 _ _ 6 _ < / T r a n s A m t _ 1 _ _ 6 _ > + 
+         < T r a n s A m t _ 1 _ _ 7 _   E l e m e n t T y p e = " C o l u m n "   E l e m e n t I d = " 1 6 2 3 1 5 7 0 0 7 "   D a t a T y p e = " T e x t " > T r a n s A m t _ 1 _ _ 7 _ < / T r a n s A m t _ 1 _ _ 7 _ > + 
+         < T r a n s A m t _ 1 _ _ 8 _   E l e m e n t T y p e = " C o l u m n "   E l e m e n t I d = " 1 7 8 3 1 7 2 4 6 "   D a t a T y p e = " T e x t " > T r a n s A m t _ 1 _ _ 8 _ < / T r a n s A m t _ 1 _ _ 8 _ > + 
+         < T r a n s A m t _ 1 _ _ 9 _   E l e m e n t T y p e = " C o l u m n "   E l e m e n t I d = " 1 7 2 1 8 4 4 7 5 1 "   D a t a T y p e = " T e x t " > T r a n s A m t _ 1 _ _ 9 _ < / T r a n s A m t _ 1 _ _ 9 _ > + 
+         < T r a n s _ 1 _ _ 1 0 _   E l e m e n t T y p e = " C o l u m n "   E l e m e n t I d = " 6 2 6 0 9 7 9 3 5 "   D a t a T y p e = " T e x t " > T r a n s _ 1 _ _ 1 0 _ < / T r a n s _ 1 _ _ 1 0 _ > + 
+         < T r a n s _ 1 _ _ 1 1 _   E l e m e n t T y p e = " C o l u m n "   E l e m e n t I d = " 9 1 7 4 2 9 5 7 0 "   D a t a T y p e = " T e x t " > T r a n s _ 1 _ _ 1 1 _ < / T r a n s _ 1 _ _ 1 1 _ > + 
+         < T r a n s _ 1 _ _ 1 2 _   E l e m e n t T y p e = " C o l u m n "   E l e m e n t I d = " 1 8 5 4 7 9 8 5 7 3 "   D a t a T y p e = " T e x t " > T r a n s _ 1 _ _ 1 2 _ < / T r a n s _ 1 _ _ 1 2 _ > + 
+         < T r a n s _ 1 _ _ 1 3 _   E l e m e n t T y p e = " C o l u m n "   E l e m e n t I d = " 1 8 2 5 8 1 8 4 0 4 "   D a t a T y p e = " T e x t " > T r a n s _ 1 _ _ 1 3 _ < / T r a n s _ 1 _ _ 1 3 _ > + 
+         < T r a n s _ 1 _ _ 1 4 _   E l e m e n t T y p e = " C o l u m n "   E l e m e n t I d = " 9 2 5 6 2 1 3 8 7 "   D a t a T y p e = " T e x t " > T r a n s _ 1 _ _ 1 4 _ < / T r a n s _ 1 _ _ 1 4 _ > + 
+         < T r a n s _ 1 _ _ 1 5 _   E l e m e n t T y p e = " C o l u m n "   E l e m e n t I d = " 6 3 8 6 9 4 4 7 0 "   D a t a T y p e = " T e x t " > T r a n s _ 1 _ _ 1 5 _ < / T r a n s _ 1 _ _ 1 5 _ > + 
+         < T r a n s _ 1 _ _ 1 6 _   E l e m e n t T y p e = " C o l u m n "   E l e m e n t I d = " 2 1 1 2 7 4 5 3 2 1 "   D a t a T y p e = " T e x t " > T r a n s _ 1 _ _ 1 6 _ < / T r a n s _ 1 _ _ 1 6 _ > + 
+         < T r a n s _ 1 _ _ 1 7 _   E l e m e n t T y p e = " C o l u m n "   E l e m e n t I d = " 1 5 6 7 8 7 1 6 5 6 "   D a t a T y p e = " T e x t " > T r a n s _ 1 _ _ 1 7 _ < / T r a n s _ 1 _ _ 1 7 _ > + 
+         < T r a n s _ 1 _ _ 1 8 _   E l e m e n t T y p e = " C o l u m n "   E l e m e n t I d = " 8 9 4 1 6 0 8 7 "   D a t a T y p e = " T e x t " > T r a n s _ 1 _ _ 1 8 _ < / T r a n s _ 1 _ _ 1 8 _ > + 
+         < T r a n s _ 1 _ _ 1 9 _   E l e m e n t T y p e = " C o l u m n "   E l e m e n t I d = " 1 4 5 4 1 1 1 4 1 8 "   D a t a T y p e = " T e x t " > T r a n s _ 1 _ _ 1 9 _ < / T r a n s _ 1 _ _ 1 9 _ > + 
+         < T r a n s _ 1 _ _ 1 _   E l e m e n t T y p e = " C o l u m n "   E l e m e n t I d = " 2 0 0 4 0 1 6 7 3 7 "   D a t a T y p e = " T e x t " > T r a n s _ 1 _ _ 1 _ < / T r a n s _ 1 _ _ 1 _ > + 
+         < T r a n s _ 1 _ _ 2 0 _   E l e m e n t T y p e = " C o l u m n "   E l e m e n t I d = " 1 9 9 9 7 9 4 1 4 8 "   D a t a T y p e = " T e x t " > T r a n s _ 1 _ _ 2 0 _ < / T r a n s _ 1 _ _ 2 0 _ > + 
+         < T r a n s _ 1 _ _ 2 1 _   E l e m e n t T y p e = " C o l u m n "   E l e m e n t I d = " 7 5 1 6 4 5 6 4 3 "   D a t a T y p e = " T e x t " > T r a n s _ 1 _ _ 2 1 _ < / T r a n s _ 1 _ _ 2 1 _ > + 
+         < T r a n s _ 1 _ _ 2 2 _   E l e m e n t T y p e = " C o l u m n "   E l e m e n t I d = " 7 7 1 0 9 3 5 1 0 "   D a t a T y p e = " T e x t " > T r a n s _ 1 _ _ 2 2 _ < / T r a n s _ 1 _ _ 2 2 _ > + 
+         < T r a n s _ 1 _ _ 2 3 _   E l e m e n t T y p e = " C o l u m n "   E l e m e n t I d = " 1 9 8 0 3 4 6 2 8 1 "   D a t a T y p e = " T e x t " > T r a n s _ 1 _ _ 2 3 _ < / T r a n s _ 1 _ _ 2 3 _ > + 
+         < T r a n s _ 1 _ _ 2 4 _   E l e m e n t T y p e = " C o l u m n "   E l e m e n t I d = " 2 0 1 6 4 3 8 0 4 8 "   D a t a T y p e = " T e x t " > T r a n s _ 1 _ _ 2 4 _ < / T r a n s _ 1 _ _ 2 4 _ > + 
+         < T r a n s _ 1 _ _ 2 5 _   E l e m e n t T y p e = " C o l u m n "   E l e m e n t I d = " 4 9 3 6 9 8 8 9 5 "   D a t a T y p e = " T e x t " > T r a n s _ 1 _ _ 2 5 _ < / T r a n s _ 1 _ _ 2 5 _ > + 
+         < T r a n s _ 1 _ _ 2 6 _   E l e m e n t T y p e = " C o l u m n "   E l e m e n t I d = " 1 0 4 9 8 2 8 6 1 0 "   D a t a T y p e = " T e x t " > T r a n s _ 1 _ _ 2 6 _ < / T r a n s _ 1 _ _ 2 6 _ > + 
+         < T r a n s _ 1 _ _ 2 7 _   E l e m e n t T y p e = " C o l u m n "   E l e m e n t I d = " 1 6 8 0 8 2 2 8 2 9 "   D a t a T y p e = " T e x t " > T r a n s _ 1 _ _ 2 7 _ < / T r a n s _ 1 _ _ 2 7 _ > + 
+         < T r a n s _ 1 _ _ 2 8 _   E l e m e n t T y p e = " C o l u m n "   E l e m e n t I d = " 3 9 9 3 8 6 5 2 4 "   D a t a T y p e = " T e x t " > T r a n s _ 1 _ _ 2 8 _ < / T r a n s _ 1 _ _ 2 8 _ > + 
+         < T r a n s _ 1 _ _ 2 9 _   E l e m e n t T y p e = " C o l u m n "   E l e m e n t I d = " 2 1 4 9 6 3 7 9 5 "   D a t a T y p e = " T e x t " > T r a n s _ 1 _ _ 2 9 _ < / T r a n s _ 1 _ _ 2 9 _ > + 
+         < T r a n s _ 1 _ _ 2 _   E l e m e n t T y p e = " C o l u m n "   E l e m e n t I d = " 2 0 2 5 4 2 4 8 4 "   D a t a T y p e = " T e x t " > T r a n s _ 1 _ _ 2 _ < / T r a n s _ 1 _ _ 2 _ > + 
+         < T r a n s _ 1 _ _ 3 0 _   E l e m e n t T y p e = " C o l u m n "   E l e m e n t I d = " 2 1 4 0 4 2 9 5 0 7 "   D a t a T y p e = " T e x t " > T r a n s _ 1 _ _ 3 0 _ < / T r a n s _ 1 _ _ 3 0 _ > + 
+         < T r a n s _ 1 _ _ 3 1 _   E l e m e n t T y p e = " C o l u m n "   E l e m e n t I d = " 6 1 1 0 1 0 2 8 4 "   D a t a T y p e = " T e x t " > T r a n s _ 1 _ _ 3 1 _ < / T r a n s _ 1 _ _ 3 1 _ > + 
+         < T r a n s _ 1 _ _ 3 2 _   E l e m e n t T y p e = " C o l u m n "   E l e m e n t I d = " 1 1 9 0 4 6 3 9 6 9 "   D a t a T y p e = " T e x t " > T r a n s _ 1 _ _ 3 2 _ < / T r a n s _ 1 _ _ 3 2 _ > + 
+         < T r a n s _ 1 _ _ 3 3 _   E l e m e n t T y p e = " C o l u m n "   E l e m e n t I d = " 5 7 6 1 1 3 6 5 0 "   D a t a T y p e = " T e x t " > T r a n s _ 1 _ _ 3 3 _ < / T r a n s _ 1 _ _ 3 3 _ > + 
+         < T r a n s _ 1 _ _ 3 4 _   E l e m e n t T y p e = " C o l u m n "   E l e m e n t I d = " 1 8 4 0 9 0 6 0 5 5 "   D a t a T y p e = " T e x t " > T r a n s _ 1 _ _ 3 4 _ < / T r a n s _ 1 _ _ 3 4 _ > + 
+         < T r a n s _ 1 _ _ 3 5 _   E l e m e n t T y p e = " C o l u m n "   E l e m e n t I d = " 8 8 9 7 4 5 3 8 4 "   D a t a T y p e = " T e x t " > T r a n s _ 1 _ _ 3 5 _ < / T r a n s _ 1 _ _ 3 5 _ > + 
+         < T r a n s _ 1 _ _ 3 6 _   E l e m e n t T y p e = " C o l u m n "   E l e m e n t I d = " 9 1 1 7 2 8 8 6 9 "   D a t a T y p e = " T e x t " > T r a n s _ 1 _ _ 3 6 _ < / T r a n s _ 1 _ _ 3 6 _ > + 
+         < T r a n s _ 1 _ _ 3 7 _   E l e m e n t T y p e = " C o l u m n "   E l e m e n t I d = " 2 9 7 3 7 8 5 5 0 "   D a t a T y p e = " T e x t " > T r a n s _ 1 _ _ 3 7 _ < / T r a n s _ 1 _ _ 3 7 _ > + 
+         < T r a n s _ 1 _ _ 3 8 _   E l e m e n t T y p e = " C o l u m n "   E l e m e n t I d = " 1 6 1 7 8 5 5 9 4 1 "   D a t a T y p e = " T e x t " > T r a n s _ 1 _ _ 3 8 _ < / T r a n s _ 1 _ _ 3 8 _ > + 
+         < T r a n s _ 1 _ _ 3 9 _   E l e m e n t T y p e = " C o l u m n "   E l e m e n t I d = " 7 4 3 2 8 4 3 6 "   D a t a T y p e = " T e x t " > T r a n s _ 1 _ _ 3 9 _ < / T r a n s _ 1 _ _ 3 9 _ > + 
+         < T r a n s _ 1 _ _ 3 _   E l e m e n t T y p e = " C o l u m n "   E l e m e n t I d = " 1 3 4 0 9 8 5 0 2 1 "   D a t a T y p e = " T e x t " > T r a n s _ 1 _ _ 3 _ < / T r a n s _ 1 _ _ 3 _ > + 
+         < T r a n s _ 1 _ _ 4 0 _   E l e m e n t T y p e = " C o l u m n "   E l e m e n t I d = " 7 6 6 7 3 3 2 9 4 "   D a t a T y p e = " T e x t " > T r a n s _ 1 _ _ 4 0 _ < / T r a n s _ 1 _ _ 4 0 _ > + 
+         < T r a n s _ 1 _ _ 4 1 _   E l e m e n t T y p e = " C o l u m n "   E l e m e n t I d = " 7 7 6 7 9 4 2 1 1 "   D a t a T y p e = " T e x t " > T r a n s _ 1 _ _ 4 1 _ < / T r a n s _ 1 _ _ 4 1 _ > + 
+         < T r a n s _ 1 _ _ 4 2 _   E l e m e n t T y p e = " C o l u m n "   E l e m e n t I d = " 1 7 1 6 6 9 8 8 3 2 "   D a t a T y p e = " T e x t " > T r a n s _ 1 _ _ 4 2 _ < / T r a n s _ 1 _ _ 4 2 _ > + 
+         < T r a n s _ 1 _ _ 4 3 _   E l e m e n t T y p e = " C o l u m n "   E l e m e n t I d = " 1 5 2 3 8 2 9 7 5 "   D a t a T y p e = " T e x t " > T r a n s _ 1 _ _ 4 3 _ < / T r a n s _ 1 _ _ 4 3 _ > + 
+         < T r a n s _ 1 _ _ 4 4 _   E l e m e n t T y p e = " C o l u m n "   E l e m e n t I d = " 1 0 6 6 2 5 6 7 4 6 "   D a t a T y p e = " T e x t " > T r a n s _ 1 _ _ 4 4 _ < / T r a n s _ 1 _ _ 4 4 _ > + 
+         < T r a n s _ 1 _ _ 4 _   E l e m e n t T y p e = " C o l u m n "   E l e m e n t I d = " 1 1 1 0 9 3 1 3 1 8 "   D a t a T y p e = " T e x t " > T r a n s _ 1 _ _ 4 _ < / T r a n s _ 1 _ _ 4 _ > + 
+         < T r a n s _ 1 _ _ 5 _   E l e m e n t T y p e = " C o l u m n "   E l e m e n t I d = " 1 7 2 5 2 8 1 6 3 7 "   D a t a T y p e = " T e x t " > T r a n s _ 1 _ _ 5 _ < / T r a n s _ 1 _ _ 5 _ > + 
+         < T r a n s _ 1 _ _ 6 _   E l e m e n t T y p e = " C o l u m n "   E l e m e n t I d = " 7 6 1 9 2 6 1 6 "   D a t a T y p e = " T e x t " > T r a n s _ 1 _ _ 6 _ < / T r a n s _ 1 _ _ 6 _ > + 
+         < T r a n s _ 1 _ _ 7 _   E l e m e n t T y p e = " C o l u m n "   E l e m e n t I d = " 1 6 4 0 5 0 8 4 7 3 "   D a t a T y p e = " T e x t " > T r a n s _ 1 _ _ 7 _ < / T r a n s _ 1 _ _ 7 _ > + 
+         < T r a n s _ 1 _ _ 8 _   E l e m e n t T y p e = " C o l u m n "   E l e m e n t I d = " 1 8 9 9 5 2 8 5 4 "   D a t a T y p e = " T e x t " > T r a n s _ 1 _ _ 8 _ < / T r a n s _ 1 _ _ 8 _ > + 
+         < T r a n s _ 1 _ _ 9 _   E l e m e n t T y p e = " C o l u m n "   E l e m e n t I d = " 1 7 1 2 6 9 2 0 0 7 "   D a t a T y p e = " T e x t " > T r a n s _ 1 _ _ 9 _ < / T r a n s _ 1 _ _ 9 _ > + 
+     < / P a y r o l l _ E m p l o y e e _ A U > + 
+ < / N a v W o r d R e p o r t X m l P a r t > 
 </file>